--- a/Homeworks/ДомашняяРабота2.docx
+++ b/Homeworks/ДомашняяРабота2.docx
@@ -1499,39 +1499,220 @@
       </w:r>
       <m:oMath>
         <m:r>
+          <m:rPr>
+            <m:sty m:val="p"/>
+          </m:rPr>
           <w:rPr>
             <w:rFonts w:ascii="Cambria Math" w:eastAsiaTheme="minorEastAsia" w:hAnsi="Cambria Math"/>
             <w:lang w:val="en-US"/>
           </w:rPr>
-          <m:t>Ad</m:t>
+          <m:t>Pre</m:t>
         </m:r>
         <m:sSub>
           <m:sSubPr>
             <m:ctrlPr>
               <w:rPr>
                 <w:rFonts w:ascii="Cambria Math" w:eastAsiaTheme="minorEastAsia" w:hAnsi="Cambria Math"/>
-                <w:i/>
-                <w:iCs/>
                 <w:lang w:val="en-US"/>
               </w:rPr>
             </m:ctrlPr>
           </m:sSubPr>
           <m:e>
             <m:r>
-              <w:rPr>
-                <w:rFonts w:ascii="Cambria Math" w:eastAsiaTheme="minorEastAsia" w:hAnsi="Cambria Math"/>
-                <w:lang w:val="en-US"/>
-              </w:rPr>
-              <m:t>v</m:t>
+              <m:rPr>
+                <m:sty m:val="p"/>
+              </m:rPr>
+              <w:rPr>
+                <w:rFonts w:ascii="Cambria Math" w:eastAsiaTheme="minorEastAsia" w:hAnsi="Cambria Math"/>
+                <w:lang w:val="en-US"/>
+              </w:rPr>
+              <m:t>d</m:t>
+            </m:r>
+          </m:e>
+          <m:sub>
+            <w:bookmarkStart w:id="0" w:name="_GoBack"/>
+            <m:r>
+              <m:rPr>
+                <m:sty m:val="p"/>
+              </m:rPr>
+              <w:rPr>
+                <w:rFonts w:ascii="Cambria Math" w:eastAsiaTheme="minorEastAsia" w:hAnsi="Cambria Math"/>
+                <w:lang w:val="en-US"/>
+              </w:rPr>
+              <m:t>adv</m:t>
+            </m:r>
+            <w:bookmarkEnd w:id="0"/>
+          </m:sub>
+        </m:sSub>
+        <m:r>
+          <w:rPr>
+            <w:rFonts w:ascii="Cambria Math" w:eastAsiaTheme="minorEastAsia" w:hAnsi="Cambria Math"/>
+          </w:rPr>
+          <m:t>[A,G]=</m:t>
+        </m:r>
+        <m:r>
+          <w:rPr>
+            <w:rFonts w:ascii="Cambria Math" w:eastAsiaTheme="minorEastAsia" w:hAnsi="Cambria Math"/>
+            <w:lang w:val="en-US"/>
+          </w:rPr>
+          <m:t>ϵ</m:t>
+        </m:r>
+      </m:oMath>
+      <w:r>
+        <w:rPr>
+          <w:rFonts w:eastAsiaTheme="minorEastAsia"/>
+          <w:iCs/>
+        </w:rPr>
+        <w:t xml:space="preserve"> не пренебрежимо малая.</w:t>
+      </w:r>
+      <w:r>
+        <w:rPr>
+          <w:rFonts w:eastAsiaTheme="minorEastAsia"/>
+          <w:iCs/>
+        </w:rPr>
+        <w:t xml:space="preserve"> Определим игру на предсказание предыдущего бита: имя биты </w:t>
+      </w:r>
+      <m:oMath>
+        <m:r>
+          <w:rPr>
+            <w:rFonts w:ascii="Cambria Math" w:eastAsiaTheme="minorEastAsia" w:hAnsi="Cambria Math"/>
+            <w:lang w:val="en-US"/>
+          </w:rPr>
+          <m:t>r</m:t>
+        </m:r>
+        <m:r>
+          <w:rPr>
+            <w:rFonts w:ascii="Cambria Math" w:eastAsiaTheme="minorEastAsia" w:hAnsi="Cambria Math"/>
+          </w:rPr>
+          <m:t>[</m:t>
+        </m:r>
+        <m:r>
+          <w:rPr>
+            <w:rFonts w:ascii="Cambria Math" w:eastAsiaTheme="minorEastAsia" w:hAnsi="Cambria Math"/>
+            <w:lang w:val="en-US"/>
+          </w:rPr>
+          <m:t>k</m:t>
+        </m:r>
+        <m:r>
+          <w:rPr>
+            <w:rFonts w:ascii="Cambria Math" w:eastAsiaTheme="minorEastAsia" w:hAnsi="Cambria Math"/>
+          </w:rPr>
+          <m:t>+1,…,L-1</m:t>
+        </m:r>
+      </m:oMath>
+      <w:r>
+        <w:rPr>
+          <w:rFonts w:eastAsiaTheme="minorEastAsia"/>
+          <w:iCs/>
+        </w:rPr>
+        <w:t xml:space="preserve">] предсказать бит </w:t>
+      </w:r>
+      <m:oMath>
+        <m:r>
+          <w:rPr>
+            <w:rFonts w:ascii="Cambria Math" w:eastAsiaTheme="minorEastAsia" w:hAnsi="Cambria Math"/>
+          </w:rPr>
+          <m:t>r[k]</m:t>
+        </m:r>
+      </m:oMath>
+      <w:r>
+        <w:rPr>
+          <w:rFonts w:eastAsiaTheme="minorEastAsia"/>
+          <w:iCs/>
+        </w:rPr>
+        <w:t xml:space="preserve">. (определяется аналогично игре на определение следующего бита). Постройте эффективный алгоритм </w:t>
+      </w:r>
+      <m:oMath>
+        <m:r>
+          <w:rPr>
+            <w:rFonts w:ascii="Cambria Math" w:eastAsiaTheme="minorEastAsia" w:hAnsi="Cambria Math"/>
+          </w:rPr>
+          <m:t>B</m:t>
+        </m:r>
+      </m:oMath>
+      <w:r>
+        <w:rPr>
+          <w:rFonts w:eastAsiaTheme="minorEastAsia"/>
+          <w:iCs/>
+        </w:rPr>
+        <w:t xml:space="preserve">, позволяющий выиграть игру на предсказание прошлого бита, используя алгоритм </w:t>
+      </w:r>
+      <m:oMath>
+        <m:r>
+          <w:rPr>
+            <w:rFonts w:ascii="Cambria Math" w:eastAsiaTheme="minorEastAsia" w:hAnsi="Cambria Math"/>
+          </w:rPr>
+          <m:t>A</m:t>
+        </m:r>
+      </m:oMath>
+      <w:r>
+        <w:rPr>
+          <w:rFonts w:eastAsiaTheme="minorEastAsia"/>
+        </w:rPr>
+        <w:t xml:space="preserve"> (</w:t>
+      </w:r>
+      <w:r>
+        <w:rPr>
+          <w:rFonts w:eastAsiaTheme="minorEastAsia"/>
+        </w:rPr>
+        <w:t>если есть ограничения на параметры – укажите их)</w:t>
+      </w:r>
+      <w:r>
+        <w:rPr>
+          <w:rFonts w:eastAsiaTheme="minorEastAsia"/>
+          <w:iCs/>
+        </w:rPr>
+        <w:t>.</w:t>
+      </w:r>
+      <w:r>
+        <w:rPr>
+          <w:rFonts w:eastAsiaTheme="minorEastAsia"/>
+          <w:iCs/>
+        </w:rPr>
+        <w:t xml:space="preserve"> Найдите </w:t>
+      </w:r>
+      <m:oMath>
+        <m:r>
+          <m:rPr>
+            <m:sty m:val="p"/>
+          </m:rPr>
+          <w:rPr>
+            <w:rFonts w:ascii="Cambria Math" w:eastAsiaTheme="minorEastAsia" w:hAnsi="Cambria Math"/>
+            <w:lang w:val="en-US"/>
+          </w:rPr>
+          <m:t>Pre</m:t>
+        </m:r>
+        <m:sSub>
+          <m:sSubPr>
+            <m:ctrlPr>
+              <w:rPr>
+                <w:rFonts w:ascii="Cambria Math" w:eastAsiaTheme="minorEastAsia" w:hAnsi="Cambria Math"/>
+                <w:lang w:val="en-US"/>
+              </w:rPr>
+            </m:ctrlPr>
+          </m:sSubPr>
+          <m:e>
+            <m:r>
+              <m:rPr>
+                <m:sty m:val="p"/>
+              </m:rPr>
+              <w:rPr>
+                <w:rFonts w:ascii="Cambria Math" w:eastAsiaTheme="minorEastAsia" w:hAnsi="Cambria Math"/>
+                <w:lang w:val="en-US"/>
+              </w:rPr>
+              <m:t>dPrev</m:t>
             </m:r>
           </m:e>
           <m:sub>
             <m:r>
-              <w:rPr>
-                <w:rFonts w:ascii="Cambria Math" w:eastAsiaTheme="minorEastAsia" w:hAnsi="Cambria Math"/>
-                <w:lang w:val="en-US"/>
-              </w:rPr>
-              <m:t>pred</m:t>
+              <m:rPr>
+                <m:sty m:val="p"/>
+              </m:rPr>
+              <w:rPr>
+                <w:rFonts w:ascii="Cambria Math" w:eastAsiaTheme="minorEastAsia" w:hAnsi="Cambria Math"/>
+                <w:lang w:val="en-US"/>
+              </w:rPr>
+              <m:t>adv</m:t>
             </m:r>
           </m:sub>
         </m:sSub>
@@ -1539,14 +1720,20 @@
           <w:rPr>
             <w:rFonts w:ascii="Cambria Math" w:eastAsiaTheme="minorEastAsia" w:hAnsi="Cambria Math"/>
           </w:rPr>
-          <m:t>[A,G]=</m:t>
+          <m:t>[</m:t>
         </m:r>
         <m:r>
           <w:rPr>
             <w:rFonts w:ascii="Cambria Math" w:eastAsiaTheme="minorEastAsia" w:hAnsi="Cambria Math"/>
             <w:lang w:val="en-US"/>
           </w:rPr>
-          <m:t>ϵ</m:t>
+          <m:t>B</m:t>
+        </m:r>
+        <m:r>
+          <w:rPr>
+            <w:rFonts w:ascii="Cambria Math" w:eastAsiaTheme="minorEastAsia" w:hAnsi="Cambria Math"/>
+          </w:rPr>
+          <m:t>,G]</m:t>
         </m:r>
       </m:oMath>
       <w:r>
@@ -1554,230 +1741,65 @@
           <w:rFonts w:eastAsiaTheme="minorEastAsia"/>
           <w:iCs/>
         </w:rPr>
-        <w:t xml:space="preserve"> не пренебрежимо малая.</w:t>
-      </w:r>
+        <w:t xml:space="preserve"> – преимущество алгоритма </w:t>
+      </w:r>
+      <m:oMath>
+        <m:r>
+          <w:rPr>
+            <w:rFonts w:ascii="Cambria Math" w:eastAsiaTheme="minorEastAsia" w:hAnsi="Cambria Math"/>
+          </w:rPr>
+          <m:t>B</m:t>
+        </m:r>
+      </m:oMath>
       <w:r>
         <w:rPr>
           <w:rFonts w:eastAsiaTheme="minorEastAsia"/>
           <w:iCs/>
         </w:rPr>
-        <w:t xml:space="preserve"> Определим игру на предсказание предыдущего бита: имя биты </w:t>
+        <w:t xml:space="preserve"> в игре на предсказание прошлого бита (определяется аналогично </w:t>
       </w:r>
       <m:oMath>
         <m:r>
+          <m:rPr>
+            <m:sty m:val="p"/>
+          </m:rPr>
           <w:rPr>
             <w:rFonts w:ascii="Cambria Math" w:eastAsiaTheme="minorEastAsia" w:hAnsi="Cambria Math"/>
             <w:lang w:val="en-US"/>
           </w:rPr>
-          <m:t>r</m:t>
-        </m:r>
-        <m:r>
-          <w:rPr>
-            <w:rFonts w:ascii="Cambria Math" w:eastAsiaTheme="minorEastAsia" w:hAnsi="Cambria Math"/>
-          </w:rPr>
-          <m:t>[</m:t>
-        </m:r>
-        <m:r>
-          <w:rPr>
-            <w:rFonts w:ascii="Cambria Math" w:eastAsiaTheme="minorEastAsia" w:hAnsi="Cambria Math"/>
-            <w:lang w:val="en-US"/>
-          </w:rPr>
-          <m:t>k</m:t>
-        </m:r>
-        <m:r>
-          <w:rPr>
-            <w:rFonts w:ascii="Cambria Math" w:eastAsiaTheme="minorEastAsia" w:hAnsi="Cambria Math"/>
-          </w:rPr>
-          <m:t>+1,…,L-1</m:t>
-        </m:r>
-      </m:oMath>
-      <w:r>
-        <w:rPr>
-          <w:rFonts w:eastAsiaTheme="minorEastAsia"/>
-          <w:iCs/>
-        </w:rPr>
-        <w:t xml:space="preserve">] предсказать бит </w:t>
-      </w:r>
-      <m:oMath>
-        <m:r>
-          <w:rPr>
-            <w:rFonts w:ascii="Cambria Math" w:eastAsiaTheme="minorEastAsia" w:hAnsi="Cambria Math"/>
-          </w:rPr>
-          <m:t>r[k]</m:t>
-        </m:r>
-      </m:oMath>
-      <w:r>
-        <w:rPr>
-          <w:rFonts w:eastAsiaTheme="minorEastAsia"/>
-          <w:iCs/>
-        </w:rPr>
-        <w:t xml:space="preserve">. (определяется аналогично игре на определение следующего бита). Постройте эффективный алгоритм </w:t>
-      </w:r>
-      <m:oMath>
-        <m:r>
-          <w:rPr>
-            <w:rFonts w:ascii="Cambria Math" w:eastAsiaTheme="minorEastAsia" w:hAnsi="Cambria Math"/>
-          </w:rPr>
-          <m:t>B</m:t>
-        </m:r>
-      </m:oMath>
-      <w:r>
-        <w:rPr>
-          <w:rFonts w:eastAsiaTheme="minorEastAsia"/>
-          <w:iCs/>
-        </w:rPr>
-        <w:t xml:space="preserve">, позволяющий выиграть игру на предсказание прошлого бита, используя алгоритм </w:t>
-      </w:r>
-      <m:oMath>
-        <m:r>
-          <w:rPr>
-            <w:rFonts w:ascii="Cambria Math" w:eastAsiaTheme="minorEastAsia" w:hAnsi="Cambria Math"/>
-          </w:rPr>
-          <m:t>A</m:t>
-        </m:r>
-      </m:oMath>
-      <w:r>
-        <w:rPr>
-          <w:rFonts w:eastAsiaTheme="minorEastAsia"/>
-          <w:iCs/>
-        </w:rPr>
-        <w:t>.</w:t>
-      </w:r>
-      <w:r>
-        <w:rPr>
-          <w:rFonts w:eastAsiaTheme="minorEastAsia"/>
-          <w:iCs/>
-        </w:rPr>
-        <w:t xml:space="preserve"> Найдите </w:t>
-      </w:r>
-      <m:oMath>
-        <m:r>
-          <w:rPr>
-            <w:rFonts w:ascii="Cambria Math" w:eastAsiaTheme="minorEastAsia" w:hAnsi="Cambria Math"/>
-            <w:lang w:val="en-US"/>
-          </w:rPr>
-          <m:t>Ad</m:t>
+          <m:t>Pre</m:t>
         </m:r>
         <m:sSub>
           <m:sSubPr>
             <m:ctrlPr>
               <w:rPr>
                 <w:rFonts w:ascii="Cambria Math" w:eastAsiaTheme="minorEastAsia" w:hAnsi="Cambria Math"/>
-                <w:i/>
-                <w:iCs/>
                 <w:lang w:val="en-US"/>
               </w:rPr>
             </m:ctrlPr>
           </m:sSubPr>
           <m:e>
             <m:r>
-              <w:rPr>
-                <w:rFonts w:ascii="Cambria Math" w:eastAsiaTheme="minorEastAsia" w:hAnsi="Cambria Math"/>
-                <w:lang w:val="en-US"/>
-              </w:rPr>
-              <m:t>v</m:t>
+              <m:rPr>
+                <m:sty m:val="p"/>
+              </m:rPr>
+              <w:rPr>
+                <w:rFonts w:ascii="Cambria Math" w:eastAsiaTheme="minorEastAsia" w:hAnsi="Cambria Math"/>
+                <w:lang w:val="en-US"/>
+              </w:rPr>
+              <m:t>d</m:t>
             </m:r>
           </m:e>
           <m:sub>
             <m:r>
-              <w:rPr>
-                <w:rFonts w:ascii="Cambria Math" w:eastAsiaTheme="minorEastAsia" w:hAnsi="Cambria Math"/>
-                <w:lang w:val="en-US"/>
-              </w:rPr>
-              <m:t>pred</m:t>
-            </m:r>
-            <m:r>
-              <w:rPr>
-                <w:rFonts w:ascii="Cambria Math" w:eastAsiaTheme="minorEastAsia" w:hAnsi="Cambria Math"/>
-              </w:rPr>
-              <m:t>_</m:t>
-            </m:r>
-            <m:r>
-              <w:rPr>
-                <w:rFonts w:ascii="Cambria Math" w:eastAsiaTheme="minorEastAsia" w:hAnsi="Cambria Math"/>
-                <w:lang w:val="en-US"/>
-              </w:rPr>
-              <m:t>prev</m:t>
-            </m:r>
-          </m:sub>
-        </m:sSub>
-        <m:r>
-          <w:rPr>
-            <w:rFonts w:ascii="Cambria Math" w:eastAsiaTheme="minorEastAsia" w:hAnsi="Cambria Math"/>
-          </w:rPr>
-          <m:t>[</m:t>
-        </m:r>
-        <m:r>
-          <w:rPr>
-            <w:rFonts w:ascii="Cambria Math" w:eastAsiaTheme="minorEastAsia" w:hAnsi="Cambria Math"/>
-            <w:lang w:val="en-US"/>
-          </w:rPr>
-          <m:t>B</m:t>
-        </m:r>
-        <m:r>
-          <w:rPr>
-            <w:rFonts w:ascii="Cambria Math" w:eastAsiaTheme="minorEastAsia" w:hAnsi="Cambria Math"/>
-          </w:rPr>
-          <m:t>,G]</m:t>
-        </m:r>
-      </m:oMath>
-      <w:r>
-        <w:rPr>
-          <w:rFonts w:eastAsiaTheme="minorEastAsia"/>
-          <w:iCs/>
-        </w:rPr>
-        <w:t xml:space="preserve"> – преимущество алгоритма </w:t>
-      </w:r>
-      <m:oMath>
-        <m:r>
-          <w:rPr>
-            <w:rFonts w:ascii="Cambria Math" w:eastAsiaTheme="minorEastAsia" w:hAnsi="Cambria Math"/>
-          </w:rPr>
-          <m:t>B</m:t>
-        </m:r>
-      </m:oMath>
-      <w:r>
-        <w:rPr>
-          <w:rFonts w:eastAsiaTheme="minorEastAsia"/>
-          <w:iCs/>
-        </w:rPr>
-        <w:t xml:space="preserve"> в игре на предсказание прошлого бита (определяется аналогично </w:t>
-      </w:r>
-      <m:oMath>
-        <m:r>
-          <w:rPr>
-            <w:rFonts w:ascii="Cambria Math" w:eastAsiaTheme="minorEastAsia" w:hAnsi="Cambria Math"/>
-            <w:lang w:val="en-US"/>
-          </w:rPr>
-          <m:t>Ad</m:t>
-        </m:r>
-        <m:sSub>
-          <m:sSubPr>
-            <m:ctrlPr>
-              <w:rPr>
-                <w:rFonts w:ascii="Cambria Math" w:eastAsiaTheme="minorEastAsia" w:hAnsi="Cambria Math"/>
-                <w:i/>
-                <w:iCs/>
-                <w:lang w:val="en-US"/>
-              </w:rPr>
-            </m:ctrlPr>
-          </m:sSubPr>
-          <m:e>
-            <m:r>
-              <w:rPr>
-                <w:rFonts w:ascii="Cambria Math" w:eastAsiaTheme="minorEastAsia" w:hAnsi="Cambria Math"/>
-                <w:lang w:val="en-US"/>
-              </w:rPr>
-              <m:t>v</m:t>
-            </m:r>
-          </m:e>
-          <m:sub>
-            <m:r>
-              <w:rPr>
-                <w:rFonts w:ascii="Cambria Math" w:eastAsiaTheme="minorEastAsia" w:hAnsi="Cambria Math"/>
-                <w:lang w:val="en-US"/>
-              </w:rPr>
-              <m:t>pred</m:t>
+              <m:rPr>
+                <m:sty m:val="p"/>
+              </m:rPr>
+              <w:rPr>
+                <w:rFonts w:ascii="Cambria Math" w:eastAsiaTheme="minorEastAsia" w:hAnsi="Cambria Math"/>
+                <w:lang w:val="en-US"/>
+              </w:rPr>
+              <m:t>adv</m:t>
             </m:r>
           </m:sub>
         </m:sSub>
@@ -1868,84 +1890,83 @@
             <w:pPr>
               <w:rPr>
                 <w:i/>
+                <w:lang w:val="en-US"/>
               </w:rPr>
             </w:pPr>
-            <m:oMathPara>
-              <m:oMathParaPr>
-                <m:jc m:val="left"/>
-              </m:oMathParaPr>
-              <m:oMath>
-                <m:r>
-                  <w:rPr>
-                    <w:rFonts w:ascii="Cambria Math" w:eastAsiaTheme="minorEastAsia" w:hAnsi="Cambria Math"/>
-                    <w:lang w:val="en-US"/>
-                  </w:rPr>
-                  <m:t>Ad</m:t>
-                </m:r>
-                <m:sSub>
-                  <m:sSubPr>
-                    <m:ctrlPr>
-                      <w:rPr>
-                        <w:rFonts w:ascii="Cambria Math" w:eastAsiaTheme="minorEastAsia" w:hAnsi="Cambria Math"/>
-                        <w:i/>
-                        <w:iCs/>
-                        <w:lang w:val="en-US"/>
-                      </w:rPr>
-                    </m:ctrlPr>
-                  </m:sSubPr>
-                  <m:e>
-                    <m:r>
-                      <w:rPr>
-                        <w:rFonts w:ascii="Cambria Math" w:eastAsiaTheme="minorEastAsia" w:hAnsi="Cambria Math"/>
-                        <w:lang w:val="en-US"/>
-                      </w:rPr>
-                      <m:t>v</m:t>
-                    </m:r>
-                  </m:e>
-                  <m:sub>
-                    <m:r>
-                      <w:rPr>
-                        <w:rFonts w:ascii="Cambria Math" w:eastAsiaTheme="minorEastAsia" w:hAnsi="Cambria Math"/>
-                        <w:lang w:val="en-US"/>
-                      </w:rPr>
-                      <m:t>pred</m:t>
-                    </m:r>
-                    <m:r>
-                      <w:rPr>
-                        <w:rFonts w:ascii="Cambria Math" w:eastAsiaTheme="minorEastAsia" w:hAnsi="Cambria Math"/>
-                      </w:rPr>
-                      <m:t>_</m:t>
-                    </m:r>
-                    <m:r>
-                      <w:rPr>
-                        <w:rFonts w:ascii="Cambria Math" w:eastAsiaTheme="minorEastAsia" w:hAnsi="Cambria Math"/>
-                        <w:lang w:val="en-US"/>
-                      </w:rPr>
-                      <m:t>prev</m:t>
-                    </m:r>
-                  </m:sub>
-                </m:sSub>
-                <m:r>
-                  <w:rPr>
-                    <w:rFonts w:ascii="Cambria Math" w:eastAsiaTheme="minorEastAsia" w:hAnsi="Cambria Math"/>
-                  </w:rPr>
-                  <m:t>[</m:t>
-                </m:r>
-                <m:r>
-                  <w:rPr>
-                    <w:rFonts w:ascii="Cambria Math" w:eastAsiaTheme="minorEastAsia" w:hAnsi="Cambria Math"/>
-                    <w:lang w:val="en-US"/>
-                  </w:rPr>
-                  <m:t>B</m:t>
-                </m:r>
-                <m:r>
-                  <w:rPr>
-                    <w:rFonts w:ascii="Cambria Math" w:eastAsiaTheme="minorEastAsia" w:hAnsi="Cambria Math"/>
-                  </w:rPr>
-                  <m:t>,G]</m:t>
-                </m:r>
-              </m:oMath>
-            </m:oMathPara>
+            <m:oMath>
+              <m:r>
+                <m:rPr>
+                  <m:sty m:val="p"/>
+                </m:rPr>
+                <w:rPr>
+                  <w:rFonts w:ascii="Cambria Math" w:eastAsiaTheme="minorEastAsia" w:hAnsi="Cambria Math"/>
+                  <w:lang w:val="en-US"/>
+                </w:rPr>
+                <m:t>Pre</m:t>
+              </m:r>
+              <m:sSub>
+                <m:sSubPr>
+                  <m:ctrlPr>
+                    <w:rPr>
+                      <w:rFonts w:ascii="Cambria Math" w:eastAsiaTheme="minorEastAsia" w:hAnsi="Cambria Math"/>
+                      <w:lang w:val="en-US"/>
+                    </w:rPr>
+                  </m:ctrlPr>
+                </m:sSubPr>
+                <m:e>
+                  <m:r>
+                    <m:rPr>
+                      <m:sty m:val="p"/>
+                    </m:rPr>
+                    <w:rPr>
+                      <w:rFonts w:ascii="Cambria Math" w:eastAsiaTheme="minorEastAsia" w:hAnsi="Cambria Math"/>
+                      <w:lang w:val="en-US"/>
+                    </w:rPr>
+                    <m:t>dPrev</m:t>
+                  </m:r>
+                </m:e>
+                <m:sub>
+                  <m:r>
+                    <m:rPr>
+                      <m:sty m:val="p"/>
+                    </m:rPr>
+                    <w:rPr>
+                      <w:rFonts w:ascii="Cambria Math" w:eastAsiaTheme="minorEastAsia" w:hAnsi="Cambria Math"/>
+                      <w:lang w:val="en-US"/>
+                    </w:rPr>
+                    <m:t>adv</m:t>
+                  </m:r>
+                </m:sub>
+              </m:sSub>
+              <m:r>
+                <w:rPr>
+                  <w:rFonts w:ascii="Cambria Math" w:eastAsiaTheme="minorEastAsia" w:hAnsi="Cambria Math"/>
+                  <w:lang w:val="en-US"/>
+                </w:rPr>
+                <m:t>[B,</m:t>
+              </m:r>
+              <m:r>
+                <w:rPr>
+                  <w:rFonts w:ascii="Cambria Math" w:eastAsiaTheme="minorEastAsia" w:hAnsi="Cambria Math"/>
+                </w:rPr>
+                <m:t>G</m:t>
+              </m:r>
+              <m:r>
+                <w:rPr>
+                  <w:rFonts w:ascii="Cambria Math" w:eastAsiaTheme="minorEastAsia" w:hAnsi="Cambria Math"/>
+                  <w:lang w:val="en-US"/>
+                </w:rPr>
+                <m:t>]</m:t>
+              </m:r>
+            </m:oMath>
+            <w:r>
+              <w:rPr>
+                <w:rFonts w:eastAsiaTheme="minorEastAsia"/>
+                <w:iCs/>
+                <w:lang w:val="en-US"/>
+              </w:rPr>
+              <w:t xml:space="preserve"> </w:t>
+            </w:r>
           </w:p>
         </w:tc>
         <w:tc>
@@ -1953,7 +1974,13 @@
             <w:tcW w:w="2262" w:type="dxa"/>
             <w:gridSpan w:val="2"/>
           </w:tcPr>
-          <w:p/>
+          <w:p>
+            <w:pPr>
+              <w:rPr>
+                <w:lang w:val="en-US"/>
+              </w:rPr>
+            </w:pPr>
+          </w:p>
         </w:tc>
       </w:tr>
       <w:tr>
@@ -1961,7 +1988,13 @@
           <w:tcPr>
             <w:tcW w:w="562" w:type="dxa"/>
           </w:tcPr>
-          <w:p/>
+          <w:p>
+            <w:pPr>
+              <w:rPr>
+                <w:lang w:val="en-US"/>
+              </w:rPr>
+            </w:pPr>
+          </w:p>
         </w:tc>
         <w:tc>
           <w:tcPr>
@@ -2167,10 +2200,19 @@
             </w:r>
             <m:oMath>
               <m:r>
+                <m:rPr>
+                  <m:sty m:val="p"/>
+                </m:rPr>
                 <w:rPr>
                   <w:rFonts w:ascii="Cambria Math" w:eastAsiaTheme="minorEastAsia" w:hAnsi="Cambria Math"/>
                 </w:rPr>
-                <m:t>Adv[</m:t>
+                <m:t>Adv</m:t>
+              </m:r>
+              <m:r>
+                <w:rPr>
+                  <w:rFonts w:ascii="Cambria Math" w:eastAsiaTheme="minorEastAsia" w:hAnsi="Cambria Math"/>
+                </w:rPr>
+                <m:t>[</m:t>
               </m:r>
               <m:r>
                 <w:rPr>
@@ -3069,21 +3111,7 @@
                 <w:rPr>
                   <w:rFonts w:ascii="Cambria Math" w:eastAsiaTheme="minorEastAsia" w:hAnsi="Cambria Math"/>
                 </w:rPr>
-                <m:t>←G'(s</m:t>
-              </m:r>
-              <m:r>
-                <w:rPr>
-                  <w:rFonts w:ascii="Cambria Math" w:eastAsiaTheme="minorEastAsia" w:hAnsi="Cambria Math"/>
-                </w:rPr>
-                <m:t>'</m:t>
-              </m:r>
-              <w:bookmarkStart w:id="0" w:name="_GoBack"/>
-              <w:bookmarkEnd w:id="0"/>
-              <m:r>
-                <w:rPr>
-                  <w:rFonts w:ascii="Cambria Math" w:eastAsiaTheme="minorEastAsia" w:hAnsi="Cambria Math"/>
-                </w:rPr>
-                <m:t>)</m:t>
+                <m:t>←G'(s')</m:t>
               </m:r>
             </m:oMath>
             <w:r>
@@ -3511,7 +3539,19 @@
         <w:rPr>
           <w:rFonts w:eastAsiaTheme="minorEastAsia"/>
         </w:rPr>
-        <w:t xml:space="preserve"> - побитовый </w:t>
+        <w:t xml:space="preserve"> </w:t>
+      </w:r>
+      <w:r>
+        <w:rPr>
+          <w:rFonts w:eastAsiaTheme="minorEastAsia"/>
+        </w:rPr>
+        <w:t>–</w:t>
+      </w:r>
+      <w:r>
+        <w:rPr>
+          <w:rFonts w:eastAsiaTheme="minorEastAsia"/>
+        </w:rPr>
+        <w:t xml:space="preserve"> побитовый </w:t>
       </w:r>
       <w:r>
         <w:rPr>
@@ -3671,7 +3711,19 @@
         <w:rPr>
           <w:rFonts w:eastAsiaTheme="minorEastAsia"/>
         </w:rPr>
-        <w:t xml:space="preserve"> - получает последний бит вектора </w:t>
+        <w:t xml:space="preserve"> </w:t>
+      </w:r>
+      <w:r>
+        <w:rPr>
+          <w:rFonts w:eastAsiaTheme="minorEastAsia"/>
+        </w:rPr>
+        <w:t>–</w:t>
+      </w:r>
+      <w:r>
+        <w:rPr>
+          <w:rFonts w:eastAsiaTheme="minorEastAsia"/>
+        </w:rPr>
+        <w:t xml:space="preserve"> получает последний бит вектора </w:t>
       </w:r>
       <m:oMath>
         <m:r>
@@ -3759,34 +3811,42 @@
       </w:r>
       <m:oMath>
         <m:r>
+          <m:rPr>
+            <m:sty m:val="p"/>
+          </m:rPr>
           <w:rPr>
             <w:rFonts w:ascii="Cambria Math" w:eastAsiaTheme="minorEastAsia" w:hAnsi="Cambria Math"/>
           </w:rPr>
-          <m:t>Ad</m:t>
+          <m:t>PR</m:t>
         </m:r>
         <m:sSub>
           <m:sSubPr>
             <m:ctrlPr>
               <w:rPr>
                 <w:rFonts w:ascii="Cambria Math" w:eastAsiaTheme="minorEastAsia" w:hAnsi="Cambria Math"/>
-                <w:i/>
               </w:rPr>
             </m:ctrlPr>
           </m:sSubPr>
           <m:e>
             <m:r>
-              <w:rPr>
-                <w:rFonts w:ascii="Cambria Math" w:eastAsiaTheme="minorEastAsia" w:hAnsi="Cambria Math"/>
-              </w:rPr>
-              <m:t>v</m:t>
+              <m:rPr>
+                <m:sty m:val="p"/>
+              </m:rPr>
+              <w:rPr>
+                <w:rFonts w:ascii="Cambria Math" w:eastAsiaTheme="minorEastAsia" w:hAnsi="Cambria Math"/>
+              </w:rPr>
+              <m:t>G</m:t>
             </m:r>
           </m:e>
           <m:sub>
             <m:r>
-              <w:rPr>
-                <w:rFonts w:ascii="Cambria Math" w:eastAsiaTheme="minorEastAsia" w:hAnsi="Cambria Math"/>
-              </w:rPr>
-              <m:t>PRG</m:t>
+              <m:rPr>
+                <m:sty m:val="p"/>
+              </m:rPr>
+              <w:rPr>
+                <w:rFonts w:ascii="Cambria Math" w:eastAsiaTheme="minorEastAsia" w:hAnsi="Cambria Math"/>
+              </w:rPr>
+              <m:t>adv</m:t>
             </m:r>
           </m:sub>
         </m:sSub>
@@ -3815,7 +3875,19 @@
         <w:rPr>
           <w:rFonts w:eastAsiaTheme="minorEastAsia"/>
         </w:rPr>
-        <w:t xml:space="preserve"> - ?)</w:t>
+        <w:t xml:space="preserve"> </w:t>
+      </w:r>
+      <w:r>
+        <w:rPr>
+          <w:rFonts w:eastAsiaTheme="minorEastAsia"/>
+        </w:rPr>
+        <w:t>–</w:t>
+      </w:r>
+      <w:r>
+        <w:rPr>
+          <w:rFonts w:eastAsiaTheme="minorEastAsia"/>
+        </w:rPr>
+        <w:t xml:space="preserve"> ?)</w:t>
       </w:r>
     </w:p>
     <w:tbl>
@@ -6633,38 +6705,52 @@
         <w:rPr>
           <w:rFonts w:eastAsiaTheme="minorEastAsia"/>
         </w:rPr>
-        <w:t xml:space="preserve"> Определим </w:t>
+        <w:t xml:space="preserve"> Определим</w:t>
+      </w:r>
+      <w:r>
+        <w:rPr>
+          <w:rFonts w:eastAsiaTheme="minorEastAsia"/>
+        </w:rPr>
+        <w:t xml:space="preserve"> </w:t>
       </w:r>
       <m:oMath>
-        <m:r>
-          <w:rPr>
-            <w:rFonts w:ascii="Cambria Math" w:eastAsiaTheme="minorEastAsia" w:hAnsi="Cambria Math"/>
-          </w:rPr>
-          <m:t>Ad</m:t>
-        </m:r>
         <m:sSub>
           <m:sSubPr>
             <m:ctrlPr>
               <w:rPr>
                 <w:rFonts w:ascii="Cambria Math" w:eastAsiaTheme="minorEastAsia" w:hAnsi="Cambria Math"/>
-                <w:i/>
               </w:rPr>
             </m:ctrlPr>
           </m:sSubPr>
           <m:e>
             <m:r>
-              <w:rPr>
-                <w:rFonts w:ascii="Cambria Math" w:eastAsiaTheme="minorEastAsia" w:hAnsi="Cambria Math"/>
-              </w:rPr>
-              <m:t>v</m:t>
+              <m:rPr>
+                <m:sty m:val="p"/>
+              </m:rPr>
+              <w:rPr>
+                <w:rFonts w:ascii="Cambria Math" w:eastAsiaTheme="minorEastAsia" w:hAnsi="Cambria Math"/>
+              </w:rPr>
+              <m:t>ctDist</m:t>
             </m:r>
           </m:e>
           <m:sub>
             <m:r>
-              <w:rPr>
-                <w:rFonts w:ascii="Cambria Math" w:eastAsiaTheme="minorEastAsia" w:hAnsi="Cambria Math"/>
-              </w:rPr>
-              <m:t>ctDist</m:t>
+              <m:rPr>
+                <m:sty m:val="p"/>
+              </m:rPr>
+              <w:rPr>
+                <w:rFonts w:ascii="Cambria Math" w:eastAsiaTheme="minorEastAsia" w:hAnsi="Cambria Math"/>
+              </w:rPr>
+              <m:t>a</m:t>
+            </m:r>
+            <m:r>
+              <m:rPr>
+                <m:sty m:val="p"/>
+              </m:rPr>
+              <w:rPr>
+                <w:rFonts w:ascii="Cambria Math" w:eastAsiaTheme="minorEastAsia" w:hAnsi="Cambria Math"/>
+              </w:rPr>
+              <m:t>dv</m:t>
             </m:r>
           </m:sub>
         </m:sSub>
@@ -6767,25 +6853,25 @@
         <w:rPr>
           <w:rFonts w:eastAsiaTheme="minorEastAsia"/>
         </w:rPr>
-        <w:t xml:space="preserve"> – стойкий шифр с псевдослучайными </w:t>
+        <w:t xml:space="preserve"> – стойкий шифр с псевдослучайными шифртекстами</w:t>
+      </w:r>
+      <w:r>
+        <w:rPr>
+          <w:rFonts w:eastAsiaTheme="minorEastAsia"/>
+        </w:rPr>
+        <w:t xml:space="preserve"> (</w:t>
       </w:r>
       <w:proofErr w:type="spellStart"/>
       <w:r>
-        <w:rPr>
-          <w:rFonts w:eastAsiaTheme="minorEastAsia"/>
-        </w:rPr>
-        <w:t>шифртекстами</w:t>
+        <w:t>pseudo-random</w:t>
       </w:r>
       <w:proofErr w:type="spellEnd"/>
       <w:r>
-        <w:rPr>
-          <w:rFonts w:eastAsiaTheme="minorEastAsia"/>
-        </w:rPr>
-        <w:t xml:space="preserve"> (</w:t>
+        <w:t xml:space="preserve"> </w:t>
       </w:r>
       <w:proofErr w:type="spellStart"/>
       <w:r>
-        <w:t>pseudo-random</w:t>
+        <w:t>ciphertext</w:t>
       </w:r>
       <w:proofErr w:type="spellEnd"/>
       <w:r>
@@ -6793,18 +6879,10 @@
       </w:r>
       <w:proofErr w:type="spellStart"/>
       <w:r>
-        <w:t>ciphertext</w:t>
+        <w:t>secure</w:t>
       </w:r>
       <w:proofErr w:type="spellEnd"/>
       <w:r>
-        <w:t xml:space="preserve"> </w:t>
-      </w:r>
-      <w:proofErr w:type="spellStart"/>
-      <w:r>
-        <w:t>secure</w:t>
-      </w:r>
-      <w:proofErr w:type="spellEnd"/>
-      <w:r>
         <w:t>)</w:t>
       </w:r>
       <w:r>
@@ -6814,35 +6892,43 @@
         <w:t xml:space="preserve">, если для любых противников величина </w:t>
       </w:r>
       <m:oMath>
-        <m:r>
-          <w:rPr>
-            <w:rFonts w:ascii="Cambria Math" w:eastAsiaTheme="minorEastAsia" w:hAnsi="Cambria Math"/>
-          </w:rPr>
-          <m:t>Ad</m:t>
-        </m:r>
         <m:sSub>
           <m:sSubPr>
             <m:ctrlPr>
               <w:rPr>
                 <w:rFonts w:ascii="Cambria Math" w:eastAsiaTheme="minorEastAsia" w:hAnsi="Cambria Math"/>
-                <w:i/>
               </w:rPr>
             </m:ctrlPr>
           </m:sSubPr>
           <m:e>
             <m:r>
-              <w:rPr>
-                <w:rFonts w:ascii="Cambria Math" w:eastAsiaTheme="minorEastAsia" w:hAnsi="Cambria Math"/>
-              </w:rPr>
-              <m:t>v</m:t>
+              <m:rPr>
+                <m:sty m:val="p"/>
+              </m:rPr>
+              <w:rPr>
+                <w:rFonts w:ascii="Cambria Math" w:eastAsiaTheme="minorEastAsia" w:hAnsi="Cambria Math"/>
+              </w:rPr>
+              <m:t>ctDist</m:t>
             </m:r>
           </m:e>
           <m:sub>
             <m:r>
-              <w:rPr>
-                <w:rFonts w:ascii="Cambria Math" w:eastAsiaTheme="minorEastAsia" w:hAnsi="Cambria Math"/>
-              </w:rPr>
-              <m:t>ctDist</m:t>
+              <m:rPr>
+                <m:sty m:val="p"/>
+              </m:rPr>
+              <w:rPr>
+                <w:rFonts w:ascii="Cambria Math" w:eastAsiaTheme="minorEastAsia" w:hAnsi="Cambria Math"/>
+              </w:rPr>
+              <m:t>a</m:t>
+            </m:r>
+            <m:r>
+              <m:rPr>
+                <m:sty m:val="p"/>
+              </m:rPr>
+              <w:rPr>
+                <w:rFonts w:ascii="Cambria Math" w:eastAsiaTheme="minorEastAsia" w:hAnsi="Cambria Math"/>
+              </w:rPr>
+              <m:t>dv</m:t>
             </m:r>
           </m:sub>
         </m:sSub>
@@ -6851,13 +6937,20 @@
         <w:rPr>
           <w:rFonts w:eastAsiaTheme="minorEastAsia"/>
         </w:rPr>
-        <w:t xml:space="preserve"> – пренебрежимо малая.</w:t>
+        <w:t xml:space="preserve"> </w:t>
+      </w:r>
+      <w:r>
+        <w:rPr>
+          <w:rFonts w:eastAsiaTheme="minorEastAsia"/>
+        </w:rPr>
+        <w:t>– пренебрежимо малая.</w:t>
       </w:r>
     </w:p>
     <w:p>
       <w:pPr>
         <w:pStyle w:val="a3"/>
-        <w:ind w:left="360"/>
+        <w:keepNext/>
+        <w:ind w:left="357"/>
         <w:rPr>
           <w:rFonts w:eastAsiaTheme="minorEastAsia"/>
         </w:rPr>
@@ -6866,26 +6959,9 @@
         <w:rPr>
           <w:rFonts w:eastAsiaTheme="minorEastAsia"/>
         </w:rPr>
+        <w:lastRenderedPageBreak/>
         <w:t>Формально докажите или опровергните утверждения ниже.</w:t>
       </w:r>
-    </w:p>
-    <w:p>
-      <w:pPr>
-        <w:pStyle w:val="a3"/>
-        <w:ind w:left="360"/>
-        <w:rPr>
-          <w:rFonts w:eastAsiaTheme="minorEastAsia"/>
-        </w:rPr>
-      </w:pPr>
-    </w:p>
-    <w:p>
-      <w:pPr>
-        <w:pStyle w:val="a3"/>
-        <w:ind w:left="360"/>
-        <w:rPr>
-          <w:rFonts w:eastAsiaTheme="minorEastAsia"/>
-        </w:rPr>
-      </w:pPr>
     </w:p>
     <w:tbl>
       <w:tblPr>
@@ -7330,7 +7406,19 @@
         <w:rPr>
           <w:rFonts w:eastAsiaTheme="minorEastAsia"/>
         </w:rPr>
-        <w:t xml:space="preserve"> - </w:t>
+        <w:t xml:space="preserve"> </w:t>
+      </w:r>
+      <w:r>
+        <w:rPr>
+          <w:rFonts w:eastAsiaTheme="minorEastAsia"/>
+        </w:rPr>
+        <w:t>–</w:t>
+      </w:r>
+      <w:r>
+        <w:rPr>
+          <w:rFonts w:eastAsiaTheme="minorEastAsia"/>
+        </w:rPr>
+        <w:t xml:space="preserve"> </w:t>
       </w:r>
       <w:proofErr w:type="spellStart"/>
       <w:r>
@@ -8517,7 +8605,7 @@
 </file>
 
 <file path=customXml/itemProps1.xml><?xml version="1.0" encoding="utf-8"?>
-<ds:datastoreItem xmlns:ds="http://schemas.openxmlformats.org/officeDocument/2006/customXml" ds:itemID="{9CBCB0BE-46B7-4F5C-AAEB-01A23DDE9F93}">
+<ds:datastoreItem xmlns:ds="http://schemas.openxmlformats.org/officeDocument/2006/customXml" ds:itemID="{C8A15B2E-6307-46BE-91BD-A6854CD93E74}">
   <ds:schemaRefs>
     <ds:schemaRef ds:uri="http://schemas.openxmlformats.org/officeDocument/2006/bibliography"/>
   </ds:schemaRefs>
